--- a/交付物/作品说明书-山货有话说.docx
+++ b/交付物/作品说明书-山货有话说.docx
@@ -418,7 +418,7 @@
           <w:color w:val="000000"/>
           <w:sz w:val="24"/>
         </w:rPr>
-        <w:t>《山货有话说》是一个面向乡村振兴场景的 AI 助农数字文创平台。用户仅需拍摄或上传一张农产品照片，平台即可在 30 秒内自动完成产品识别建档，并一键生成四件营销素材：文创海报、电商卖点文案、语音介绍与短视频分镜脚本；同时内置 AI 数字讲解员，可为乡村文旅景点生成沉浸式导游词并进行语音讲解与实时问答。作品以响应式 H5 网页形式交付，手机、电脑浏览器均可直接使用，无需安装。</w:t>
+        <w:t>《山货有话说》是一个面向乡村振兴场景的 AI 助农数字文创平台。用户仅需拍摄或上传一张农产品照片，平台即可在 30 秒内自动完成产品识别建档，并一键生成五件营销素材：文创海报、电商卖点文案、语音介绍、短视频分镜脚本与价格价值分析；同时内置 AI 数字讲解员，可为乡村文旅景点生成沉浸式导游词并进行语音讲解与实时问答。作品以响应式 H5 网页与微信小程序双端交付，手机、电脑均可直接使用，无需安装。</w:t>
       </w:r>
     </w:p>
     <w:p>
@@ -558,7 +558,7 @@
           <w:color w:val="000000"/>
           <w:sz w:val="24"/>
         </w:rPr>
-        <w:t>作品采用前后端分离架构。前端基于 Vue 3 与 Vite 构建移动端优先的响应式界面；后端基于 Python FastAPI 提供 RESTful 接口，统一封装 OpenAI 兼容协议对接大模型能力，本地使用 Pillow 完成海报排版合成，使用 Edge-TTS 完成语音合成。整体链路轻量，普通服务器或笔记本即可部署运行。</w:t>
+        <w:t>作品采用前后端分离架构，一套后端服务同时支撑网页端与微信小程序端。前端提供响应式 H5（Vue 3 + Vite 构建，移动端优先）与微信小程序（原生开发）两种形态；后端基于 Python FastAPI 提供 RESTful 接口，统一封装 OpenAI 兼容协议对接大模型能力，本地使用 Pillow 完成海报排版合成，使用 Edge-TTS 完成语音合成，使用 SQLite 存储用户与生成历史。整体链路轻量，普通服务器或笔记本即可部署运行。</w:t>
       </w:r>
     </w:p>
     <w:p>
@@ -589,7 +589,7 @@
           <w:color w:val="000000"/>
           <w:sz w:val="24"/>
         </w:rPr>
-        <w:t>1. 山货四件套生成器：用户上传农产品照片后，多模态大模型自动识别产品名称、品类、产地与品质亮点，形成数字档案；随后并行调用三条生成链路——大语言模型撰写卖点文案与分镜脚本、图像生成模型绘制国潮风海报底图并叠加精确中文排版、智能语音将介绍文本转换为自然流畅的语音，最终“海报、文案、语音、脚本”四件套一次成型。</w:t>
+        <w:t>1. 山货五件套生成器：用户上传农产品照片后，多模态大模型自动识别产品名称、品类、产地与品质亮点，形成数字档案；随后并行调用多条生成链路——大语言模型撰写卖点文案与分镜脚本、图像生成模型绘制国潮风海报底图并叠加精确中文排版、智能语音将介绍文本转换为自然流畅的语音，并同步产出价格与价值分析（市场参考价、定价建议、营养/文化/场景价值），最终“海报、文案、语音、脚本、价格”五件套一次成型。</w:t>
       </w:r>
     </w:p>
     <w:p>
@@ -604,7 +604,7 @@
           <w:color w:val="000000"/>
           <w:sz w:val="24"/>
         </w:rPr>
-        <w:t>2. AI 数字讲解员：内置村落知识库，可为选定村落生成富有画面感的沉浸式导游词，自动配音讲解；游客亦可通过自然语言提问，获得口语化的即时回答。</w:t>
+        <w:t>2. AI 数字讲解员：内置覆盖全国 24 个省区的 29 个村落知识库，支持省份筛选，可为选定村落生成富有画面感的沉浸式导游词，自动配音讲解；游客亦可通过自然语言提问，获得口语化的即时回答。</w:t>
       </w:r>
     </w:p>
     <w:p>
@@ -619,7 +619,37 @@
           <w:color w:val="000000"/>
           <w:sz w:val="24"/>
         </w:rPr>
-        <w:t>3. 演示兜底机制：未配置模型密钥时，平台自动进入演示模式，以内置精修数据与本地模板海报保证全流程可用，既便于开发调试，也保障评审现场弱网环境下的稳定演示。</w:t>
+        <w:t>3. 多厂商模型引擎：内置智谱 GLM、DeepSeek、通义千问、Kimi、OpenAI 五家适配，支持在网页端“接入大模型”按钮在线填入 Key（自动验证、即时生效、持久化保存）并一键切换；识图与生图能力随厂商自动适配，调用失败自动降级，保障演示永不中断。</w:t>
+      </w:r>
+    </w:p>
+    <w:p>
+      <w:pPr>
+        <w:spacing w:lineRule="auto" w:line="360" w:after="120"/>
+        <w:ind w:firstLine="480"/>
+      </w:pPr>
+      <w:r>
+        <w:rPr>
+          <w:rFonts w:ascii="Times New Roman" w:hAnsi="Times New Roman" w:eastAsia="宋体"/>
+          <w:b w:val="0"/>
+          <w:color w:val="000000"/>
+          <w:sz w:val="24"/>
+        </w:rPr>
+        <w:t>4. 用户系统与生成历史：注册登录采用 PBKDF2 加盐哈希存储密码、服务端会话令牌鉴权；登录后每次创作自动存档，可随时回看与删除，形成农户的数字资产档案。</w:t>
+      </w:r>
+    </w:p>
+    <w:p>
+      <w:pPr>
+        <w:spacing w:lineRule="auto" w:line="360" w:after="120"/>
+        <w:ind w:firstLine="480"/>
+      </w:pPr>
+      <w:r>
+        <w:rPr>
+          <w:rFonts w:ascii="Times New Roman" w:hAnsi="Times New Roman" w:eastAsia="宋体"/>
+          <w:b w:val="0"/>
+          <w:color w:val="000000"/>
+          <w:sz w:val="24"/>
+        </w:rPr>
+        <w:t>5. 演示兜底机制：未配置模型密钥时，平台自动进入演示模式，以内置精修数据与本地模板海报保证全流程可用，既便于开发调试，也保障评审现场弱网环境下的稳定演示。</w:t>
       </w:r>
     </w:p>
     <w:p>
@@ -710,7 +740,22 @@
           <w:color w:val="000000"/>
           <w:sz w:val="24"/>
         </w:rPr>
-        <w:t>（5）前后端工程化：前端 Vue 3 + Vite + Tailwind CSS 构建响应式界面，构建产物由后端统一托管，实现“一条命令启动完整作品”。</w:t>
+        <w:t>（5）多厂商模型网关：以 OpenAI 兼容协议统一封装五家大模型厂商，支持运行时动态切换与在线接入，生图尺寸等参数按厂商自动适配，兼顾灵活性与稳定性。</w:t>
+      </w:r>
+    </w:p>
+    <w:p>
+      <w:pPr>
+        <w:spacing w:lineRule="auto" w:line="360" w:after="120"/>
+        <w:ind w:firstLine="480"/>
+      </w:pPr>
+      <w:r>
+        <w:rPr>
+          <w:rFonts w:ascii="Times New Roman" w:hAnsi="Times New Roman" w:eastAsia="宋体"/>
+          <w:b w:val="0"/>
+          <w:color w:val="000000"/>
+          <w:sz w:val="24"/>
+        </w:rPr>
+        <w:t>（6）前后端工程化：网页端 Vue 3 + Vite + Tailwind CSS 构建响应式界面，构建产物由后端统一托管；微信小程序端原生开发，复用同一套后端接口，实现“一套后端、三端覆盖”（网页 + 小程序 + 演示视频）。</w:t>
       </w:r>
     </w:p>
     <w:p>
@@ -787,6 +832,21 @@
           <w:sz w:val="24"/>
         </w:rPr>
         <w:t>创新点四：零门槛可用性设计。演示模式使作品在不联网、无密钥的环境下依然完整可演示，显著降低使用与评审门槛。</w:t>
+      </w:r>
+    </w:p>
+    <w:p>
+      <w:pPr>
+        <w:spacing w:lineRule="auto" w:line="360" w:after="120"/>
+        <w:ind w:firstLine="480"/>
+      </w:pPr>
+      <w:r>
+        <w:rPr>
+          <w:rFonts w:ascii="Times New Roman" w:hAnsi="Times New Roman" w:eastAsia="宋体"/>
+          <w:b w:val="0"/>
+          <w:color w:val="000000"/>
+          <w:sz w:val="24"/>
+        </w:rPr>
+        <w:t>创新点五：从“内容生成”到“定价决策”的延伸。价格与价值分析为农户提供市场参考价区间与分级定价策略，把 AI 助农从“帮吆喝”推进到“帮算账”，直击农产品销售中定价难的真实痛点。</w:t>
       </w:r>
     </w:p>
     <w:p>
@@ -909,7 +969,7 @@
           <w:color w:val="000000"/>
           <w:sz w:val="24"/>
         </w:rPr>
-        <w:t>作品为响应式 Web 应用，按项目 README 执行两条命令即可启动：后端目录下执行 pip install -r requirements.txt 安装依赖，再执行 python run.py 启动服务，浏览器访问 http://127.0.0.1:8000 即可体验完整功能。在 backend/.env 中填入任意一家大模型服务的 API Key（推荐智谱 GLM 免费模型），即可从演示模式无缝切换为真实 AI 生成。</w:t>
+        <w:t>作品为响应式 Web 应用与微信小程序双端形态。网页端按项目 README 执行两条命令即可启动：后端目录下执行 pip install -r requirements.txt 安装依赖，再执行 python run.py 启动服务，浏览器访问 http://127.0.0.1:8000 即可体验完整功能。微信小程序端使用微信开发者工具导入 miniprogram 目录即可运行，默认测试号模式无需注册小程序账号。在网页端“模型引擎”栏点击“＋ 接入大模型”粘贴任意厂商 API Key（推荐智谱 GLM 免费模型），即可从演示模式无缝切换为真实 AI 生成。</w:t>
       </w:r>
     </w:p>
     <w:p>
